--- a/manuscript/supplementary_material_CRST.docx
+++ b/manuscript/supplementary_material_CRST.docx
@@ -12,7 +12,7 @@
     </w:p>
     <w:p>
       <w:r>
-        <w:t>Functionally graded roofs for passive snow management: a reduced-order multiobjective modeling study</w:t>
+        <w:t>Functionally graded roofs for passive snow management: nominal trade-off expansion limited by constructability and timestep sensitivity</w:t>
       </w:r>
     </w:p>
     <w:p>
@@ -38,7 +38,7 @@
     </w:p>
     <w:p>
       <w:r>
-        <w:t>Create the pinned Python 3.11 environment, run `make lint` and `make test`, then run `make all`. The production workflow regenerates processed synthetic and JMA weather, evaluates baselines and convergence, resumes or executes optimization, runs sensitivity and robustness, creates figures and editable tables, builds submission documents, validates them, and packages the submission.</w:t>
+        <w:t>Create the pinned Python 3.11 environment, run `make lint` and `make test`, then run `make all`. The production workflow regenerates processed synthetic and JMA weather, evaluates baselines and numerical resolution, resumes or executes optimization, runs sensitivity and robustness, creates figures and editable tables, builds submission documents, validates them, and packages the submission.</w:t>
       </w:r>
     </w:p>
     <w:p>
@@ -64,7 +64,7 @@
     </w:p>
     <w:p>
       <w:r>
-        <w:t>The consolidated ledger contains 239 records: not_recovered=130, verified=108, no_path=1. Each locally retained record includes a path, size, checksum, retrieval time, request context where applicable, and usage-conditions reference. Records marked not_recovered are historical child-worker scratch captures, not quantitative inputs. Quantitative inputs and redistributable evidence are retained in verified repository snapshots; non-redistributed third-party documents remain identified by provenance metadata.</w:t>
+        <w:t>The consolidated ledger contains 239 records: not_recovered=130, verified=108, no_path=1. Each locally retained record includes a path, size, checksum, retrieval time, request context where applicable, and usage-conditions reference. Records marked not_recovered identify non-quantitative source leads that were not retained locally and were not used as analysis inputs. Quantitative inputs and redistributable evidence are retained in verified repository snapshots; non-redistributed third-party documents remain identified by provenance metadata.</w:t>
       </w:r>
     </w:p>
     <w:p>
